--- a/Task 1/Report CEF440 Task 1.docx
+++ b/Task 1/Report CEF440 Task 1.docx
@@ -274,18 +274,21 @@
     <w:tbl>
       <w:tblPr>
         <w:tblStyle w:val="TableGrid"/>
-        <w:tblW w:w="0" w:type="auto"/>
+        <w:tblW w:w="9752" w:type="dxa"/>
         <w:tblLook w:val="04A0" w:firstRow="1" w:lastRow="0" w:firstColumn="1" w:lastColumn="0" w:noHBand="0" w:noVBand="1"/>
       </w:tblPr>
       <w:tblGrid>
-        <w:gridCol w:w="3116"/>
-        <w:gridCol w:w="3117"/>
-        <w:gridCol w:w="3117"/>
+        <w:gridCol w:w="3844"/>
+        <w:gridCol w:w="2657"/>
+        <w:gridCol w:w="3251"/>
       </w:tblGrid>
       <w:tr>
-        <w:tc>
-          <w:tcPr>
-            <w:tcW w:w="3116" w:type="dxa"/>
+        <w:trPr>
+          <w:trHeight w:val="288"/>
+        </w:trPr>
+        <w:tc>
+          <w:tcPr>
+            <w:tcW w:w="3844" w:type="dxa"/>
           </w:tcPr>
           <w:p>
             <w:pPr>
@@ -305,7 +308,7 @@
         </w:tc>
         <w:tc>
           <w:tcPr>
-            <w:tcW w:w="3117" w:type="dxa"/>
+            <w:tcW w:w="2657" w:type="dxa"/>
           </w:tcPr>
           <w:p>
             <w:pPr>
@@ -314,6 +317,7 @@
                 <w:bCs/>
               </w:rPr>
             </w:pPr>
+            <w:proofErr w:type="spellStart"/>
             <w:r>
               <w:rPr>
                 <w:b/>
@@ -321,11 +325,12 @@
               </w:rPr>
               <w:t>Matricule</w:t>
             </w:r>
-          </w:p>
-        </w:tc>
-        <w:tc>
-          <w:tcPr>
-            <w:tcW w:w="3117" w:type="dxa"/>
+            <w:proofErr w:type="spellEnd"/>
+          </w:p>
+        </w:tc>
+        <w:tc>
+          <w:tcPr>
+            <w:tcW w:w="3251" w:type="dxa"/>
           </w:tcPr>
           <w:p>
             <w:pPr>
@@ -338,9 +343,12 @@
         </w:tc>
       </w:tr>
       <w:tr>
-        <w:tc>
-          <w:tcPr>
-            <w:tcW w:w="3116" w:type="dxa"/>
+        <w:trPr>
+          <w:trHeight w:val="494"/>
+        </w:trPr>
+        <w:tc>
+          <w:tcPr>
+            <w:tcW w:w="3844" w:type="dxa"/>
           </w:tcPr>
           <w:p>
             <w:pPr>
@@ -349,14 +357,24 @@
                 <w:bCs/>
               </w:rPr>
             </w:pPr>
-            <w:r>
-              <w:t>Mugha Brayan Aya-ah Ndefru</w:t>
-            </w:r>
-          </w:p>
-        </w:tc>
-        <w:tc>
-          <w:tcPr>
-            <w:tcW w:w="3117" w:type="dxa"/>
+            <w:proofErr w:type="spellStart"/>
+            <w:r>
+              <w:t>Mugha</w:t>
+            </w:r>
+            <w:proofErr w:type="spellEnd"/>
+            <w:r>
+              <w:t xml:space="preserve"> Brayan Aya-ah </w:t>
+            </w:r>
+            <w:proofErr w:type="spellStart"/>
+            <w:r>
+              <w:t>Ndefru</w:t>
+            </w:r>
+            <w:proofErr w:type="spellEnd"/>
+          </w:p>
+        </w:tc>
+        <w:tc>
+          <w:tcPr>
+            <w:tcW w:w="2657" w:type="dxa"/>
           </w:tcPr>
           <w:p>
             <w:pPr>
@@ -372,7 +390,7 @@
         </w:tc>
         <w:tc>
           <w:tcPr>
-            <w:tcW w:w="3117" w:type="dxa"/>
+            <w:tcW w:w="3251" w:type="dxa"/>
           </w:tcPr>
           <w:p>
             <w:pPr>
@@ -385,9 +403,12 @@
         </w:tc>
       </w:tr>
       <w:tr>
-        <w:tc>
-          <w:tcPr>
-            <w:tcW w:w="3116" w:type="dxa"/>
+        <w:trPr>
+          <w:trHeight w:val="431"/>
+        </w:trPr>
+        <w:tc>
+          <w:tcPr>
+            <w:tcW w:w="3844" w:type="dxa"/>
           </w:tcPr>
           <w:p>
             <w:r>
@@ -397,7 +418,7 @@
         </w:tc>
         <w:tc>
           <w:tcPr>
-            <w:tcW w:w="3117" w:type="dxa"/>
+            <w:tcW w:w="2657" w:type="dxa"/>
           </w:tcPr>
           <w:p>
             <w:r>
@@ -407,7 +428,7 @@
         </w:tc>
         <w:tc>
           <w:tcPr>
-            <w:tcW w:w="3117" w:type="dxa"/>
+            <w:tcW w:w="3251" w:type="dxa"/>
           </w:tcPr>
           <w:p>
             <w:pPr>
@@ -420,9 +441,30 @@
         </w:tc>
       </w:tr>
       <w:tr>
-        <w:tc>
-          <w:tcPr>
-            <w:tcW w:w="3116" w:type="dxa"/>
+        <w:trPr>
+          <w:trHeight w:val="440"/>
+        </w:trPr>
+        <w:tc>
+          <w:tcPr>
+            <w:tcW w:w="3844" w:type="dxa"/>
+          </w:tcPr>
+          <w:p>
+            <w:pPr>
+              <w:rPr>
+                <w:bCs/>
+              </w:rPr>
+            </w:pPr>
+            <w:r>
+              <w:rPr>
+                <w:bCs/>
+              </w:rPr>
+              <w:t xml:space="preserve">EYONG AKAGO ANELKA NELVINE </w:t>
+            </w:r>
+          </w:p>
+        </w:tc>
+        <w:tc>
+          <w:tcPr>
+            <w:tcW w:w="2657" w:type="dxa"/>
           </w:tcPr>
           <w:p>
             <w:pPr>
@@ -431,11 +473,17 @@
                 <w:bCs/>
               </w:rPr>
             </w:pPr>
-          </w:p>
-        </w:tc>
-        <w:tc>
-          <w:tcPr>
-            <w:tcW w:w="3117" w:type="dxa"/>
+            <w:r>
+              <w:rPr>
+                <w:bCs/>
+              </w:rPr>
+              <w:t>FE23A056</w:t>
+            </w:r>
+          </w:p>
+        </w:tc>
+        <w:tc>
+          <w:tcPr>
+            <w:tcW w:w="3251" w:type="dxa"/>
           </w:tcPr>
           <w:p>
             <w:pPr>
@@ -446,9 +494,14 @@
             </w:pPr>
           </w:p>
         </w:tc>
-        <w:tc>
-          <w:tcPr>
-            <w:tcW w:w="3117" w:type="dxa"/>
+      </w:tr>
+      <w:tr>
+        <w:trPr>
+          <w:trHeight w:val="440"/>
+        </w:trPr>
+        <w:tc>
+          <w:tcPr>
+            <w:tcW w:w="3844" w:type="dxa"/>
           </w:tcPr>
           <w:p>
             <w:pPr>
@@ -457,13 +510,14 @@
                 <w:bCs/>
               </w:rPr>
             </w:pPr>
-          </w:p>
-        </w:tc>
-      </w:tr>
-      <w:tr>
-        <w:tc>
-          <w:tcPr>
-            <w:tcW w:w="3116" w:type="dxa"/>
+            <w:r>
+              <w:t xml:space="preserve">NGOLIEN LUCY ETHEL LIBOG </w:t>
+            </w:r>
+          </w:p>
+        </w:tc>
+        <w:tc>
+          <w:tcPr>
+            <w:tcW w:w="2657" w:type="dxa"/>
           </w:tcPr>
           <w:p>
             <w:pPr>
@@ -472,11 +526,14 @@
                 <w:bCs/>
               </w:rPr>
             </w:pPr>
-          </w:p>
-        </w:tc>
-        <w:tc>
-          <w:tcPr>
-            <w:tcW w:w="3117" w:type="dxa"/>
+            <w:r>
+              <w:t>FE22A261</w:t>
+            </w:r>
+          </w:p>
+        </w:tc>
+        <w:tc>
+          <w:tcPr>
+            <w:tcW w:w="3251" w:type="dxa"/>
           </w:tcPr>
           <w:p>
             <w:pPr>
@@ -487,9 +544,14 @@
             </w:pPr>
           </w:p>
         </w:tc>
-        <w:tc>
-          <w:tcPr>
-            <w:tcW w:w="3117" w:type="dxa"/>
+      </w:tr>
+      <w:tr>
+        <w:trPr>
+          <w:trHeight w:val="288"/>
+        </w:trPr>
+        <w:tc>
+          <w:tcPr>
+            <w:tcW w:w="3844" w:type="dxa"/>
           </w:tcPr>
           <w:p>
             <w:pPr>
@@ -500,11 +562,9 @@
             </w:pPr>
           </w:p>
         </w:tc>
-      </w:tr>
-      <w:tr>
-        <w:tc>
-          <w:tcPr>
-            <w:tcW w:w="3116" w:type="dxa"/>
+        <w:tc>
+          <w:tcPr>
+            <w:tcW w:w="2657" w:type="dxa"/>
           </w:tcPr>
           <w:p>
             <w:pPr>
@@ -517,7 +577,7 @@
         </w:tc>
         <w:tc>
           <w:tcPr>
-            <w:tcW w:w="3117" w:type="dxa"/>
+            <w:tcW w:w="3251" w:type="dxa"/>
           </w:tcPr>
           <w:p>
             <w:pPr>
@@ -528,19 +588,6 @@
             </w:pPr>
           </w:p>
         </w:tc>
-        <w:tc>
-          <w:tcPr>
-            <w:tcW w:w="3117" w:type="dxa"/>
-          </w:tcPr>
-          <w:p>
-            <w:pPr>
-              <w:rPr>
-                <w:b/>
-                <w:bCs/>
-              </w:rPr>
-            </w:pPr>
-          </w:p>
-        </w:tc>
       </w:tr>
     </w:tbl>
     <w:p>
@@ -552,12 +599,21 @@
       </w:pPr>
     </w:p>
     <w:p>
-      <w:r>
-        <w:rPr>
-          <w:b/>
-          <w:bCs/>
-        </w:rPr>
-        <w:t xml:space="preserve">Github Repository: </w:t>
+      <w:proofErr w:type="spellStart"/>
+      <w:r>
+        <w:rPr>
+          <w:b/>
+          <w:bCs/>
+        </w:rPr>
+        <w:t>Github</w:t>
+      </w:r>
+      <w:proofErr w:type="spellEnd"/>
+      <w:r>
+        <w:rPr>
+          <w:b/>
+          <w:bCs/>
+        </w:rPr>
+        <w:t xml:space="preserve"> Repository: </w:t>
       </w:r>
       <w:hyperlink r:id="rId9" w:history="1">
         <w:r>
@@ -641,6 +697,7 @@
           <w:b/>
           <w:bCs/>
         </w:rPr>
+        <w:lastRenderedPageBreak/>
         <w:t>Definition</w:t>
       </w:r>
       <w:r>
@@ -760,7 +817,7 @@
           <w:noProof/>
         </w:rPr>
         <w:drawing>
-          <wp:inline distT="0" distB="0" distL="0" distR="0" wp14:anchorId="08784D8A" wp14:editId="2407B130">
+          <wp:inline distT="0" distB="0" distL="0" distR="0" wp14:anchorId="08784D8A" wp14:editId="6F7EEA33">
             <wp:extent cx="704850" cy="704850"/>
             <wp:effectExtent l="0" t="0" r="0" b="0"/>
             <wp:docPr id="1449440354" name="Picture 3" descr="Whatsapp logo Images - Free Download on Freepik"/>
@@ -1220,6 +1277,7 @@
           <w:b/>
           <w:bCs/>
         </w:rPr>
+        <w:lastRenderedPageBreak/>
         <w:t>Definition</w:t>
       </w:r>
       <w:r>
@@ -1245,7 +1303,6 @@
           <w:b/>
           <w:bCs/>
         </w:rPr>
-        <w:lastRenderedPageBreak/>
         <w:t>Key Characteristics</w:t>
       </w:r>
       <w:r>
@@ -1294,7 +1351,15 @@
         <w:t>Performance</w:t>
       </w:r>
       <w:r>
-        <w:t>: Typically slower than native apps because they rely on an internal browser view (WebView) to render content.</w:t>
+        <w:t xml:space="preserve">: </w:t>
+      </w:r>
+      <w:proofErr w:type="gramStart"/>
+      <w:r>
+        <w:t>Typically</w:t>
+      </w:r>
+      <w:proofErr w:type="gramEnd"/>
+      <w:r>
+        <w:t xml:space="preserve"> slower than native apps because they rely on an internal browser view (WebView) to render content.</w:t>
       </w:r>
     </w:p>
     <w:p>
@@ -1687,12 +1752,14 @@
             <w:pPr>
               <w:spacing w:after="160" w:line="278" w:lineRule="auto"/>
             </w:pPr>
+            <w:proofErr w:type="gramStart"/>
             <w:r>
               <w:t>PWA</w:t>
             </w:r>
             <w:r>
               <w:t>(</w:t>
             </w:r>
+            <w:proofErr w:type="gramEnd"/>
             <w:r>
               <w:t>Progressive Web Apps</w:t>
             </w:r>
@@ -2100,6 +2167,7 @@
           <w:b/>
           <w:bCs/>
         </w:rPr>
+        <w:lastRenderedPageBreak/>
         <w:t>Python:</w:t>
       </w:r>
       <w:r>
@@ -2957,6 +3025,7 @@
                 <w:b w:val="0"/>
                 <w:bCs w:val="0"/>
               </w:rPr>
+              <w:lastRenderedPageBreak/>
               <w:t>Kotlin Multiplatform (KMP)</w:t>
             </w:r>
           </w:p>
@@ -3042,7 +3111,6 @@
                 <w:b w:val="0"/>
                 <w:bCs w:val="0"/>
               </w:rPr>
-              <w:lastRenderedPageBreak/>
               <w:t>C++</w:t>
             </w:r>
           </w:p>
@@ -3321,6 +3389,7 @@
         </w:rPr>
         <w:t xml:space="preserve">3. </w:t>
       </w:r>
+      <w:proofErr w:type="gramStart"/>
       <w:r>
         <w:rPr>
           <w:b/>
@@ -3328,7 +3397,17 @@
           <w:sz w:val="40"/>
           <w:szCs w:val="40"/>
         </w:rPr>
-        <w:t xml:space="preserve">Development Frameworks </w:t>
+        <w:t>Development</w:t>
+      </w:r>
+      <w:proofErr w:type="gramEnd"/>
+      <w:r>
+        <w:rPr>
+          <w:b/>
+          <w:bCs/>
+          <w:sz w:val="40"/>
+          <w:szCs w:val="40"/>
+        </w:rPr>
+        <w:t xml:space="preserve"> Frameworks </w:t>
       </w:r>
     </w:p>
     <w:p>
@@ -3468,6 +3547,7 @@
         </w:numPr>
       </w:pPr>
       <w:r>
+        <w:lastRenderedPageBreak/>
         <w:t>WhatsApp</w:t>
       </w:r>
     </w:p>
@@ -3490,7 +3570,6 @@
         </w:numPr>
       </w:pPr>
       <w:r>
-        <w:lastRenderedPageBreak/>
         <w:t>Mobile banking apps</w:t>
       </w:r>
     </w:p>
@@ -3721,6 +3800,7 @@
         </w:numPr>
       </w:pPr>
       <w:r>
+        <w:lastRenderedPageBreak/>
         <w:t>Uber Eats</w:t>
       </w:r>
     </w:p>
@@ -3988,6 +4068,7 @@
               <w:spacing w:after="160" w:line="278" w:lineRule="auto"/>
             </w:pPr>
             <w:r>
+              <w:lastRenderedPageBreak/>
               <w:t>Use Case</w:t>
             </w:r>
           </w:p>
@@ -4055,7 +4136,6 @@
               <w:spacing w:after="160" w:line="278" w:lineRule="auto"/>
             </w:pPr>
             <w:r>
-              <w:lastRenderedPageBreak/>
               <w:t>High-quality UI app</w:t>
             </w:r>
           </w:p>
@@ -4935,6 +5015,7 @@
     </w:p>
     <w:p>
       <w:r>
+        <w:lastRenderedPageBreak/>
         <w:t>These patterns define how data flows between the user interface (UI) and the application logic.</w:t>
       </w:r>
     </w:p>
@@ -4966,7 +5047,6 @@
           <w:b/>
           <w:bCs/>
         </w:rPr>
-        <w:lastRenderedPageBreak/>
         <w:t>Model:</w:t>
       </w:r>
       <w:r>
@@ -5108,7 +5188,23 @@
           <w:b/>
           <w:bCs/>
         </w:rPr>
-        <w:t>MVVM (Model–View–ViewModel) – Modern Standard</w:t>
+        <w:t>MVVM (Model–View–</w:t>
+      </w:r>
+      <w:proofErr w:type="spellStart"/>
+      <w:r>
+        <w:rPr>
+          <w:b/>
+          <w:bCs/>
+        </w:rPr>
+        <w:t>ViewModel</w:t>
+      </w:r>
+      <w:proofErr w:type="spellEnd"/>
+      <w:r>
+        <w:rPr>
+          <w:b/>
+          <w:bCs/>
+        </w:rPr>
+        <w:t>) – Modern Standard</w:t>
       </w:r>
     </w:p>
     <w:p>
@@ -5118,12 +5214,21 @@
           <w:numId w:val="38"/>
         </w:numPr>
       </w:pPr>
-      <w:r>
-        <w:rPr>
-          <w:b/>
-          <w:bCs/>
-        </w:rPr>
-        <w:t>ViewModel:</w:t>
+      <w:proofErr w:type="spellStart"/>
+      <w:r>
+        <w:rPr>
+          <w:b/>
+          <w:bCs/>
+        </w:rPr>
+        <w:t>ViewModel</w:t>
+      </w:r>
+      <w:proofErr w:type="spellEnd"/>
+      <w:r>
+        <w:rPr>
+          <w:b/>
+          <w:bCs/>
+        </w:rPr>
+        <w:t>:</w:t>
       </w:r>
       <w:r>
         <w:t xml:space="preserve"> Prepares and manages data for the View</w:t>
@@ -5157,7 +5262,15 @@
       </w:r>
       <w:r>
         <w:br/>
-        <w:t>Widely used in modern development (Android Jetpack, SwiftUI) due to clean separation and reactive behavior.</w:t>
+        <w:t xml:space="preserve">Widely used in modern development (Android Jetpack, </w:t>
+      </w:r>
+      <w:proofErr w:type="spellStart"/>
+      <w:r>
+        <w:t>SwiftUI</w:t>
+      </w:r>
+      <w:proofErr w:type="spellEnd"/>
+      <w:r>
+        <w:t>) due to clean separation and reactive behavior.</w:t>
       </w:r>
     </w:p>
     <w:p/>
@@ -5441,6 +5554,7 @@
               <w:spacing w:after="160" w:line="278" w:lineRule="auto"/>
             </w:pPr>
             <w:r>
+              <w:lastRenderedPageBreak/>
               <w:t>MVVM</w:t>
             </w:r>
           </w:p>
@@ -5455,9 +5569,11 @@
               <w:spacing w:after="160" w:line="278" w:lineRule="auto"/>
               <w:cnfStyle w:val="000000100000" w:firstRow="0" w:lastRow="0" w:firstColumn="0" w:lastColumn="0" w:oddVBand="0" w:evenVBand="0" w:oddHBand="1" w:evenHBand="0" w:firstRowFirstColumn="0" w:firstRowLastColumn="0" w:lastRowFirstColumn="0" w:lastRowLastColumn="0"/>
             </w:pPr>
+            <w:proofErr w:type="gramStart"/>
             <w:r>
               <w:t>Data-binding</w:t>
             </w:r>
+            <w:proofErr w:type="gramEnd"/>
           </w:p>
         </w:tc>
         <w:tc>
@@ -5520,7 +5636,6 @@
           <w:b/>
           <w:bCs/>
         </w:rPr>
-        <w:lastRenderedPageBreak/>
         <w:t xml:space="preserve">Diagram </w:t>
       </w:r>
     </w:p>
@@ -5546,7 +5661,15 @@
         <w:ind w:left="720"/>
       </w:pPr>
       <w:r>
-        <w:t>Model → ViewModel → View</w:t>
+        <w:t xml:space="preserve">Model → </w:t>
+      </w:r>
+      <w:proofErr w:type="spellStart"/>
+      <w:r>
+        <w:t>ViewModel</w:t>
+      </w:r>
+      <w:proofErr w:type="spellEnd"/>
+      <w:r>
+        <w:t xml:space="preserve"> → View</w:t>
       </w:r>
     </w:p>
     <w:p>
@@ -5690,7 +5813,15 @@
         <w:t>Interface Adapters:</w:t>
       </w:r>
       <w:r>
-        <w:t xml:space="preserve"> Convert data for UI (ViewModels, Presenters)</w:t>
+        <w:t xml:space="preserve"> Convert data for UI (</w:t>
+      </w:r>
+      <w:proofErr w:type="spellStart"/>
+      <w:r>
+        <w:t>ViewModels</w:t>
+      </w:r>
+      <w:proofErr w:type="spellEnd"/>
+      <w:r>
+        <w:t>, Presenters)</w:t>
       </w:r>
     </w:p>
     <w:p>
@@ -5850,6 +5981,7 @@
               <w:spacing w:after="160" w:line="278" w:lineRule="auto"/>
             </w:pPr>
             <w:r>
+              <w:lastRenderedPageBreak/>
               <w:t>Use Cases</w:t>
             </w:r>
           </w:p>
@@ -5929,9 +6061,11 @@
               <w:spacing w:after="160" w:line="278" w:lineRule="auto"/>
               <w:cnfStyle w:val="000000100000" w:firstRow="0" w:lastRow="0" w:firstColumn="0" w:lastColumn="0" w:oddVBand="0" w:evenVBand="0" w:oddHBand="1" w:evenHBand="0" w:firstRowFirstColumn="0" w:firstRowLastColumn="0" w:lastRowFirstColumn="0" w:lastRowLastColumn="0"/>
             </w:pPr>
+            <w:proofErr w:type="spellStart"/>
             <w:r>
               <w:t>ViewModel</w:t>
             </w:r>
+            <w:proofErr w:type="spellEnd"/>
           </w:p>
         </w:tc>
       </w:tr>
@@ -5947,7 +6081,6 @@
               <w:spacing w:after="160" w:line="278" w:lineRule="auto"/>
             </w:pPr>
             <w:r>
-              <w:lastRenderedPageBreak/>
               <w:t>Frameworks</w:t>
             </w:r>
           </w:p>
@@ -6148,7 +6281,16 @@
     </w:p>
     <w:p>
       <w:r>
-        <w:t>These patterns solve specific coding problems within the architecture.</w:t>
+        <w:lastRenderedPageBreak/>
+        <w:t xml:space="preserve">These patterns solve specific coding problems within </w:t>
+      </w:r>
+      <w:proofErr w:type="gramStart"/>
+      <w:r>
+        <w:t>the architecture</w:t>
+      </w:r>
+      <w:proofErr w:type="gramEnd"/>
+      <w:r>
+        <w:t>.</w:t>
       </w:r>
     </w:p>
     <w:p>
@@ -6183,7 +6325,6 @@
           <w:b/>
           <w:bCs/>
         </w:rPr>
-        <w:lastRenderedPageBreak/>
         <w:t>Singleton Pattern</w:t>
       </w:r>
       <w:r>
@@ -6211,7 +6352,23 @@
       </w:r>
       <w:r>
         <w:br/>
-        <w:t>(Used in LiveData, RxJava, Combine)</w:t>
+        <w:t xml:space="preserve">(Used in </w:t>
+      </w:r>
+      <w:proofErr w:type="spellStart"/>
+      <w:r>
+        <w:t>LiveData</w:t>
+      </w:r>
+      <w:proofErr w:type="spellEnd"/>
+      <w:r>
+        <w:t xml:space="preserve">, </w:t>
+      </w:r>
+      <w:proofErr w:type="spellStart"/>
+      <w:r>
+        <w:t>RxJava</w:t>
+      </w:r>
+      <w:proofErr w:type="spellEnd"/>
+      <w:r>
+        <w:t>, Combine)</w:t>
       </w:r>
     </w:p>
     <w:p>
@@ -6405,9 +6562,11 @@
               <w:spacing w:after="160" w:line="278" w:lineRule="auto"/>
               <w:cnfStyle w:val="000000000000" w:firstRow="0" w:lastRow="0" w:firstColumn="0" w:lastColumn="0" w:oddVBand="0" w:evenVBand="0" w:oddHBand="0" w:evenHBand="0" w:firstRowFirstColumn="0" w:firstRowLastColumn="0" w:lastRowFirstColumn="0" w:lastRowLastColumn="0"/>
             </w:pPr>
+            <w:proofErr w:type="spellStart"/>
             <w:r>
               <w:t>Swinject</w:t>
             </w:r>
+            <w:proofErr w:type="spellEnd"/>
           </w:p>
         </w:tc>
         <w:tc>
@@ -6455,8 +6614,13 @@
               <w:spacing w:after="160" w:line="278" w:lineRule="auto"/>
               <w:cnfStyle w:val="000000100000" w:firstRow="0" w:lastRow="0" w:firstColumn="0" w:lastColumn="0" w:oddVBand="0" w:evenVBand="0" w:oddHBand="1" w:evenHBand="0" w:firstRowFirstColumn="0" w:firstRowLastColumn="0" w:lastRowFirstColumn="0" w:lastRowLastColumn="0"/>
             </w:pPr>
-            <w:r>
-              <w:t>LiveData / Flow</w:t>
+            <w:proofErr w:type="spellStart"/>
+            <w:r>
+              <w:t>LiveData</w:t>
+            </w:r>
+            <w:proofErr w:type="spellEnd"/>
+            <w:r>
+              <w:t xml:space="preserve"> / Flow</w:t>
             </w:r>
           </w:p>
         </w:tc>
@@ -6589,7 +6753,15 @@
     </w:p>
     <w:p>
       <w:r>
-        <w:t>The “Real” Repository Pattern in Android | by Denis Brandi | ProAndroidDev Image</w:t>
+        <w:t xml:space="preserve">The “Real” Repository Pattern in Android | by Denis Brandi | </w:t>
+      </w:r>
+      <w:proofErr w:type="spellStart"/>
+      <w:r>
+        <w:t>ProAndroidDev</w:t>
+      </w:r>
+      <w:proofErr w:type="spellEnd"/>
+      <w:r>
+        <w:t xml:space="preserve"> Image</w:t>
       </w:r>
     </w:p>
     <w:p>
@@ -6649,7 +6821,23 @@
     </w:p>
     <w:p>
       <w:r>
-        <w:t xml:space="preserve">Modern Android development with Kotlin (Part 2) | by Mladen Rakonjac | ProAndroidDev </w:t>
+        <w:t xml:space="preserve">Modern Android development with Kotlin (Part 2) | by Mladen </w:t>
+      </w:r>
+      <w:proofErr w:type="spellStart"/>
+      <w:r>
+        <w:t>Rakonjac</w:t>
+      </w:r>
+      <w:proofErr w:type="spellEnd"/>
+      <w:r>
+        <w:t xml:space="preserve"> | </w:t>
+      </w:r>
+      <w:proofErr w:type="spellStart"/>
+      <w:r>
+        <w:t>ProAndroidDev</w:t>
+      </w:r>
+      <w:proofErr w:type="spellEnd"/>
+      <w:r>
+        <w:t xml:space="preserve"> </w:t>
       </w:r>
     </w:p>
     <w:p/>
@@ -7207,8 +7395,9 @@
           <w:sz w:val="36"/>
           <w:szCs w:val="36"/>
         </w:rPr>
-        <w:t xml:space="preserve">5. </w:t>
-      </w:r>
+        <w:t>5</w:t>
+      </w:r>
+      <w:proofErr w:type="gramStart"/>
       <w:r>
         <w:rPr>
           <w:b/>
@@ -7216,7 +7405,26 @@
           <w:sz w:val="36"/>
           <w:szCs w:val="36"/>
         </w:rPr>
-        <w:t>Requirement Engineering in Mobile App Development</w:t>
+        <w:t xml:space="preserve">. </w:t>
+      </w:r>
+      <w:r>
+        <w:rPr>
+          <w:b/>
+          <w:bCs/>
+          <w:sz w:val="36"/>
+          <w:szCs w:val="36"/>
+        </w:rPr>
+        <w:t>Requirement</w:t>
+      </w:r>
+      <w:proofErr w:type="gramEnd"/>
+      <w:r>
+        <w:rPr>
+          <w:b/>
+          <w:bCs/>
+          <w:sz w:val="36"/>
+          <w:szCs w:val="36"/>
+        </w:rPr>
+        <w:t xml:space="preserve"> Engineering in Mobile App Development</w:t>
       </w:r>
     </w:p>
     <w:p>
@@ -7251,7 +7459,15 @@
     </w:p>
     <w:p>
       <w:r>
-        <w:t>This stage focuses on understanding what users and stakeholders actually need.</w:t>
+        <w:t xml:space="preserve">This stage focuses on understanding what users and stakeholders </w:t>
+      </w:r>
+      <w:proofErr w:type="gramStart"/>
+      <w:r>
+        <w:t>actually need</w:t>
+      </w:r>
+      <w:proofErr w:type="gramEnd"/>
+      <w:r>
+        <w:t>.</w:t>
       </w:r>
     </w:p>
     <w:p>
@@ -7565,6 +7781,7 @@
           <w:numId w:val="43"/>
         </w:numPr>
       </w:pPr>
+      <w:proofErr w:type="gramStart"/>
       <w:r>
         <w:t>Talk</w:t>
       </w:r>
@@ -7572,7 +7789,11 @@
         <w:t xml:space="preserve">ing </w:t>
       </w:r>
       <w:r>
-        <w:t xml:space="preserve"> to real users, </w:t>
+        <w:t xml:space="preserve"> to</w:t>
+      </w:r>
+      <w:proofErr w:type="gramEnd"/>
+      <w:r>
+        <w:t xml:space="preserve"> real users, </w:t>
       </w:r>
       <w:r>
         <w:t xml:space="preserve">and </w:t>
@@ -8242,7 +8463,15 @@
       </w:pPr>
       <w:r>
         <w:lastRenderedPageBreak/>
-        <w:t>Sketching login screen before coding (used in apps like Facebook)</w:t>
+        <w:t xml:space="preserve">Sketching </w:t>
+      </w:r>
+      <w:proofErr w:type="gramStart"/>
+      <w:r>
+        <w:t>login screen</w:t>
+      </w:r>
+      <w:proofErr w:type="gramEnd"/>
+      <w:r>
+        <w:t xml:space="preserve"> before coding (used in apps like Facebook)</w:t>
       </w:r>
     </w:p>
     <w:p/>
@@ -8544,7 +8773,7 @@
           <w:noProof/>
         </w:rPr>
         <w:drawing>
-          <wp:inline distT="0" distB="0" distL="0" distR="0" wp14:anchorId="36064DA7" wp14:editId="2B281B50">
+          <wp:inline distT="0" distB="0" distL="0" distR="0" wp14:anchorId="36064DA7" wp14:editId="7234D291">
             <wp:extent cx="5296829" cy="2942683"/>
             <wp:effectExtent l="0" t="0" r="0" b="0"/>
             <wp:docPr id="1617435717" name="Picture 31" descr="Mobile App Wireframe Templates You Can Edit | Figma"/>
@@ -8981,8 +9210,13 @@
           <w:numId w:val="53"/>
         </w:numPr>
       </w:pPr>
-      <w:r>
-        <w:t>Involve users in testing prototypes</w:t>
+      <w:proofErr w:type="gramStart"/>
+      <w:r>
+        <w:t>Involve</w:t>
+      </w:r>
+      <w:proofErr w:type="gramEnd"/>
+      <w:r>
+        <w:t xml:space="preserve"> users in testing prototypes</w:t>
       </w:r>
     </w:p>
     <w:p>
@@ -9768,14 +10002,7 @@
           <w:bCs/>
         </w:rPr>
         <w:lastRenderedPageBreak/>
-        <w:t xml:space="preserve">Requirement </w:t>
-      </w:r>
-      <w:r>
-        <w:rPr>
-          <w:b/>
-          <w:bCs/>
-        </w:rPr>
-        <w:t>Gathering</w:t>
+        <w:t>Requirement Gathering</w:t>
       </w:r>
       <w:r>
         <w:t xml:space="preserve"> ensures that the app solves real user problems and is technically feasible. Using proper techniques, real-world validation, and best practices helps build successful, user-friendly mobile applications.</w:t>
@@ -9950,7 +10177,15 @@
         <w:t>API Complexity</w:t>
       </w:r>
       <w:r>
-        <w:t>: REST vs. GraphQL or real-time WebSocket connections.</w:t>
+        <w:t xml:space="preserve">: REST vs. </w:t>
+      </w:r>
+      <w:proofErr w:type="spellStart"/>
+      <w:r>
+        <w:t>GraphQL</w:t>
+      </w:r>
+      <w:proofErr w:type="spellEnd"/>
+      <w:r>
+        <w:t xml:space="preserve"> or real-time WebSocket connections.</w:t>
       </w:r>
     </w:p>
     <w:p>
@@ -9968,7 +10203,15 @@
         <w:t>Device Support</w:t>
       </w:r>
       <w:r>
-        <w:t>: Optimizing for multiple screen sizes and OS versions increases testing time.</w:t>
+        <w:t xml:space="preserve">: </w:t>
+      </w:r>
+      <w:proofErr w:type="gramStart"/>
+      <w:r>
+        <w:t>Optimizing for</w:t>
+      </w:r>
+      <w:proofErr w:type="gramEnd"/>
+      <w:r>
+        <w:t xml:space="preserve"> multiple screen sizes and OS versions increases testing time.</w:t>
       </w:r>
     </w:p>
     <w:p>
@@ -10281,7 +10524,15 @@
               <w:cnfStyle w:val="000000100000" w:firstRow="0" w:lastRow="0" w:firstColumn="0" w:lastColumn="0" w:oddVBand="0" w:evenVBand="0" w:oddHBand="1" w:evenHBand="0" w:firstRowFirstColumn="0" w:firstRowLastColumn="0" w:lastRowFirstColumn="0" w:lastRowLastColumn="0"/>
             </w:pPr>
             <w:r>
-              <w:t>Machine learning, geolocation tracking, ARKit/ARCore, multi-threaded backend</w:t>
+              <w:t>Machine learning, geolocation tracking, ARKit/</w:t>
+            </w:r>
+            <w:proofErr w:type="spellStart"/>
+            <w:r>
+              <w:t>ARCore</w:t>
+            </w:r>
+            <w:proofErr w:type="spellEnd"/>
+            <w:r>
+              <w:t>, multi-threaded backend</w:t>
             </w:r>
           </w:p>
         </w:tc>
@@ -10677,12 +10928,21 @@
       </w:pPr>
     </w:p>
     <w:p>
-      <w:r>
-        <w:rPr>
-          <w:b/>
-          <w:bCs/>
-        </w:rPr>
-        <w:t>Technical Best Practices:</w:t>
+      <w:proofErr w:type="gramStart"/>
+      <w:r>
+        <w:rPr>
+          <w:b/>
+          <w:bCs/>
+        </w:rPr>
+        <w:t>Technical Best</w:t>
+      </w:r>
+      <w:proofErr w:type="gramEnd"/>
+      <w:r>
+        <w:rPr>
+          <w:b/>
+          <w:bCs/>
+        </w:rPr>
+        <w:t xml:space="preserve"> Practices:</w:t>
       </w:r>
     </w:p>
     <w:p>
@@ -11031,7 +11291,15 @@
               <w:cnfStyle w:val="000000000000" w:firstRow="0" w:lastRow="0" w:firstColumn="0" w:lastColumn="0" w:oddVBand="0" w:evenVBand="0" w:oddHBand="0" w:evenHBand="0" w:firstRowFirstColumn="0" w:firstRowLastColumn="0" w:lastRowFirstColumn="0" w:lastRowLastColumn="0"/>
             </w:pPr>
             <w:r>
-              <w:t>Budget-friendly, requires strong PM &amp; QA</w:t>
+              <w:t>Budget-</w:t>
+            </w:r>
+            <w:proofErr w:type="gramStart"/>
+            <w:r>
+              <w:t>friendly,</w:t>
+            </w:r>
+            <w:proofErr w:type="gramEnd"/>
+            <w:r>
+              <w:t xml:space="preserve"> requires strong PM &amp; QA</w:t>
             </w:r>
           </w:p>
         </w:tc>
@@ -11046,12 +11314,21 @@
       </w:pPr>
     </w:p>
     <w:p>
-      <w:r>
-        <w:rPr>
-          <w:b/>
-          <w:bCs/>
-        </w:rPr>
-        <w:t>Technical Best Practices:</w:t>
+      <w:proofErr w:type="gramStart"/>
+      <w:r>
+        <w:rPr>
+          <w:b/>
+          <w:bCs/>
+        </w:rPr>
+        <w:t>Technical Best</w:t>
+      </w:r>
+      <w:proofErr w:type="gramEnd"/>
+      <w:r>
+        <w:rPr>
+          <w:b/>
+          <w:bCs/>
+        </w:rPr>
+        <w:t xml:space="preserve"> Practices:</w:t>
       </w:r>
     </w:p>
     <w:p>
@@ -11072,7 +11349,15 @@
         <w:t>hire experienced leads</w:t>
       </w:r>
       <w:r>
-        <w:t xml:space="preserve"> locally and offshore devs for implementation.</w:t>
+        <w:t xml:space="preserve"> locally and offshore </w:t>
+      </w:r>
+      <w:proofErr w:type="spellStart"/>
+      <w:r>
+        <w:t>devs</w:t>
+      </w:r>
+      <w:proofErr w:type="spellEnd"/>
+      <w:r>
+        <w:t xml:space="preserve"> for implementation.</w:t>
       </w:r>
     </w:p>
     <w:p>
@@ -11545,10 +11830,17 @@
       </w:r>
       <w:r>
         <w:br/>
+      </w:r>
+      <w:proofErr w:type="gramStart"/>
+      <w:r>
         <w:t xml:space="preserve">1,500 </w:t>
       </w:r>
       <w:r>
-        <w:t xml:space="preserve"> x </w:t>
+        <w:t xml:space="preserve"> x</w:t>
+      </w:r>
+      <w:proofErr w:type="gramEnd"/>
+      <w:r>
+        <w:t xml:space="preserve"> </w:t>
       </w:r>
       <w:r>
         <w:t xml:space="preserve"> 25 = $37,500</w:t>
@@ -11769,7 +12061,15 @@
               <w:cnfStyle w:val="000000100000" w:firstRow="0" w:lastRow="0" w:firstColumn="0" w:lastColumn="0" w:oddVBand="0" w:evenVBand="0" w:oddHBand="1" w:evenHBand="0" w:firstRowFirstColumn="0" w:firstRowLastColumn="0" w:lastRowFirstColumn="0" w:lastRowLastColumn="0"/>
             </w:pPr>
             <w:r>
-              <w:t>Firebase backend, Firestore, API integrations, security rules</w:t>
+              <w:t xml:space="preserve">Firebase backend, </w:t>
+            </w:r>
+            <w:proofErr w:type="spellStart"/>
+            <w:r>
+              <w:t>Firestore</w:t>
+            </w:r>
+            <w:proofErr w:type="spellEnd"/>
+            <w:r>
+              <w:t>, API integrations, security rules</w:t>
             </w:r>
           </w:p>
         </w:tc>
@@ -12265,7 +12565,15 @@
               <w:cnfStyle w:val="000000100000" w:firstRow="0" w:lastRow="0" w:firstColumn="0" w:lastColumn="0" w:oddVBand="0" w:evenVBand="0" w:oddHBand="1" w:evenHBand="0" w:firstRowFirstColumn="0" w:firstRowLastColumn="0" w:lastRowFirstColumn="0" w:lastRowLastColumn="0"/>
             </w:pPr>
             <w:r>
-              <w:t>REST/GraphQL APIs, database schema, server architecture, microservices for scalability</w:t>
+              <w:t>REST/</w:t>
+            </w:r>
+            <w:proofErr w:type="spellStart"/>
+            <w:r>
+              <w:t>GraphQL</w:t>
+            </w:r>
+            <w:proofErr w:type="spellEnd"/>
+            <w:r>
+              <w:t xml:space="preserve"> APIs, database schema, server architecture, microservices for scalability</w:t>
             </w:r>
           </w:p>
         </w:tc>
@@ -12327,12 +12635,21 @@
       </w:pPr>
     </w:p>
     <w:p>
-      <w:r>
-        <w:rPr>
-          <w:b/>
-          <w:bCs/>
-        </w:rPr>
-        <w:t>Technical Best Practices:</w:t>
+      <w:proofErr w:type="gramStart"/>
+      <w:r>
+        <w:rPr>
+          <w:b/>
+          <w:bCs/>
+        </w:rPr>
+        <w:t>Technical Best</w:t>
+      </w:r>
+      <w:proofErr w:type="gramEnd"/>
+      <w:r>
+        <w:rPr>
+          <w:b/>
+          <w:bCs/>
+        </w:rPr>
+        <w:t xml:space="preserve"> Practices:</w:t>
       </w:r>
     </w:p>
     <w:p>
@@ -12633,12 +12950,21 @@
       </w:pPr>
     </w:p>
     <w:p>
-      <w:r>
-        <w:rPr>
-          <w:b/>
-          <w:bCs/>
-        </w:rPr>
-        <w:t>Technical Best Practices:</w:t>
+      <w:proofErr w:type="gramStart"/>
+      <w:r>
+        <w:rPr>
+          <w:b/>
+          <w:bCs/>
+        </w:rPr>
+        <w:t>Technical Best</w:t>
+      </w:r>
+      <w:proofErr w:type="gramEnd"/>
+      <w:r>
+        <w:rPr>
+          <w:b/>
+          <w:bCs/>
+        </w:rPr>
+        <w:t xml:space="preserve"> Practices:</w:t>
       </w:r>
     </w:p>
     <w:p>
@@ -12648,8 +12974,13 @@
           <w:numId w:val="62"/>
         </w:numPr>
       </w:pPr>
-      <w:r>
-        <w:t xml:space="preserve">Include </w:t>
+      <w:proofErr w:type="gramStart"/>
+      <w:r>
+        <w:t>Include</w:t>
+      </w:r>
+      <w:proofErr w:type="gramEnd"/>
+      <w:r>
+        <w:t xml:space="preserve"> </w:t>
       </w:r>
       <w:r>
         <w:rPr>
@@ -12981,7 +13312,15 @@
               <w:cnfStyle w:val="000000100000" w:firstRow="0" w:lastRow="0" w:firstColumn="0" w:lastColumn="0" w:oddVBand="0" w:evenVBand="0" w:oddHBand="1" w:evenHBand="0" w:firstRowFirstColumn="0" w:firstRowLastColumn="0" w:lastRowFirstColumn="0" w:lastRowLastColumn="0"/>
             </w:pPr>
             <w:r>
-              <w:t>Firebase backend, Firestore database, cloud functions, API integration</w:t>
+              <w:t xml:space="preserve">Firebase backend, </w:t>
+            </w:r>
+            <w:proofErr w:type="spellStart"/>
+            <w:r>
+              <w:t>Firestore</w:t>
+            </w:r>
+            <w:proofErr w:type="spellEnd"/>
+            <w:r>
+              <w:t xml:space="preserve"> database, cloud functions, API integration</w:t>
             </w:r>
           </w:p>
         </w:tc>
@@ -13321,16 +13660,7 @@
           <w:szCs w:val="32"/>
         </w:rPr>
         <w:lastRenderedPageBreak/>
-        <w:t>Conclusion: Comprehensive Overview of Mobile App Development</w:t>
-      </w:r>
-      <w:r>
-        <w:rPr>
-          <w:b/>
-          <w:bCs/>
-          <w:sz w:val="32"/>
-          <w:szCs w:val="32"/>
-        </w:rPr>
-        <w:t xml:space="preserve"> Process</w:t>
+        <w:t>Conclusion: Comprehensive Overview of Mobile App Development Process</w:t>
       </w:r>
     </w:p>
     <w:p>
@@ -24454,6 +24784,7 @@
   <w:style w:type="character" w:default="1" w:styleId="DefaultParagraphFont">
     <w:name w:val="Default Paragraph Font"/>
     <w:uiPriority w:val="1"/>
+    <w:semiHidden/>
     <w:unhideWhenUsed/>
   </w:style>
   <w:style w:type="table" w:default="1" w:styleId="TableNormal">
